--- a/src/beforeIntro/cover/ista_capas_mestrado.docx
+++ b/src/beforeIntro/cover/ista_capas_mestrado.docx
@@ -534,32 +534,22 @@
                             <w:r>
                               <w:rPr>
                                 <w:rFonts w:ascii="Montserrat Regular" w:hAnsi="Montserrat Regular"/>
-                                <w:color w:val="FF644E" w:themeColor="accent5"/>
-                                <w:sz w:val="28"/>
-                                <w:szCs w:val="28"/>
-                                <w:lang w:val="pt-PT"/>
-                              </w:rPr>
-                              <w:t>Setembro</w:t>
+                                <w:color w:val="000000" w:themeColor="text1"/>
+                                <w:sz w:val="28"/>
+                                <w:szCs w:val="28"/>
+                                <w:lang w:val="pt-PT"/>
+                              </w:rPr>
+                              <w:t>September, 2</w:t>
                             </w:r>
                             <w:r>
                               <w:rPr>
                                 <w:rFonts w:ascii="Montserrat Regular" w:hAnsi="Montserrat Regular"/>
-                                <w:color w:val="FF644E" w:themeColor="accent5"/>
-                                <w:sz w:val="28"/>
-                                <w:szCs w:val="28"/>
-                                <w:lang w:val="pt-PT"/>
-                              </w:rPr>
-                              <w:t xml:space="preserve">, </w:t>
-                            </w:r>
-                            <w:r>
-                              <w:rPr>
-                                <w:rFonts w:ascii="Montserrat Regular" w:hAnsi="Montserrat Regular"/>
                                 <w:color w:val="000000" w:themeColor="text1"/>
                                 <w:sz w:val="28"/>
                                 <w:szCs w:val="28"/>
                                 <w:lang w:val="pt-PT"/>
                               </w:rPr>
-                              <w:t>2026</w:t>
+                              <w:t>026</w:t>
                             </w:r>
                           </w:p>
                         </w:txbxContent>
@@ -934,32 +924,22 @@
                       <w:r>
                         <w:rPr>
                           <w:rFonts w:ascii="Montserrat Regular" w:hAnsi="Montserrat Regular"/>
-                          <w:color w:val="FF644E" w:themeColor="accent5"/>
-                          <w:sz w:val="28"/>
-                          <w:szCs w:val="28"/>
-                          <w:lang w:val="pt-PT"/>
-                        </w:rPr>
-                        <w:t>Setembro</w:t>
+                          <w:color w:val="000000" w:themeColor="text1"/>
+                          <w:sz w:val="28"/>
+                          <w:szCs w:val="28"/>
+                          <w:lang w:val="pt-PT"/>
+                        </w:rPr>
+                        <w:t>September, 2</w:t>
                       </w:r>
                       <w:r>
                         <w:rPr>
                           <w:rFonts w:ascii="Montserrat Regular" w:hAnsi="Montserrat Regular"/>
-                          <w:color w:val="FF644E" w:themeColor="accent5"/>
-                          <w:sz w:val="28"/>
-                          <w:szCs w:val="28"/>
-                          <w:lang w:val="pt-PT"/>
-                        </w:rPr>
-                        <w:t xml:space="preserve">, </w:t>
-                      </w:r>
-                      <w:r>
-                        <w:rPr>
-                          <w:rFonts w:ascii="Montserrat Regular" w:hAnsi="Montserrat Regular"/>
                           <w:color w:val="000000" w:themeColor="text1"/>
                           <w:sz w:val="28"/>
                           <w:szCs w:val="28"/>
                           <w:lang w:val="pt-PT"/>
                         </w:rPr>
-                        <w:t>2026</w:t>
+                        <w:t>026</w:t>
                       </w:r>
                     </w:p>
                   </w:txbxContent>
@@ -1548,31 +1528,11 @@
                             <w:r>
                               <w:rPr>
                                 <w:rFonts w:ascii="Montserrat Regular" w:hAnsi="Montserrat Regular"/>
-                                <w:color w:val="EE0000"/>
-                                <w:sz w:val="28"/>
-                                <w:szCs w:val="28"/>
-                                <w:lang w:val="pt-PT"/>
-                              </w:rPr>
-                              <w:t>Setembro</w:t>
-                            </w:r>
-                            <w:r>
-                              <w:rPr>
-                                <w:rFonts w:ascii="Montserrat Regular" w:hAnsi="Montserrat Regular"/>
-                                <w:color w:val="EE0000"/>
-                                <w:sz w:val="28"/>
-                                <w:szCs w:val="28"/>
-                                <w:lang w:val="pt-PT"/>
-                              </w:rPr>
-                              <w:t>,</w:t>
-                            </w:r>
-                            <w:r>
-                              <w:rPr>
-                                <w:rFonts w:ascii="Montserrat Regular" w:hAnsi="Montserrat Regular"/>
-                                <w:sz w:val="28"/>
-                                <w:szCs w:val="28"/>
-                                <w:lang w:val="pt-PT"/>
-                              </w:rPr>
-                              <w:t xml:space="preserve"> </w:t>
+                                <w:sz w:val="28"/>
+                                <w:szCs w:val="28"/>
+                                <w:lang w:val="pt-PT"/>
+                              </w:rPr>
+                              <w:t xml:space="preserve">September, </w:t>
                             </w:r>
                             <w:r>
                               <w:rPr>
@@ -1999,31 +1959,11 @@
                       <w:r>
                         <w:rPr>
                           <w:rFonts w:ascii="Montserrat Regular" w:hAnsi="Montserrat Regular"/>
-                          <w:color w:val="EE0000"/>
-                          <w:sz w:val="28"/>
-                          <w:szCs w:val="28"/>
-                          <w:lang w:val="pt-PT"/>
-                        </w:rPr>
-                        <w:t>Setembro</w:t>
-                      </w:r>
-                      <w:r>
-                        <w:rPr>
-                          <w:rFonts w:ascii="Montserrat Regular" w:hAnsi="Montserrat Regular"/>
-                          <w:color w:val="EE0000"/>
-                          <w:sz w:val="28"/>
-                          <w:szCs w:val="28"/>
-                          <w:lang w:val="pt-PT"/>
-                        </w:rPr>
-                        <w:t>,</w:t>
-                      </w:r>
-                      <w:r>
-                        <w:rPr>
-                          <w:rFonts w:ascii="Montserrat Regular" w:hAnsi="Montserrat Regular"/>
-                          <w:sz w:val="28"/>
-                          <w:szCs w:val="28"/>
-                          <w:lang w:val="pt-PT"/>
-                        </w:rPr>
-                        <w:t xml:space="preserve"> </w:t>
+                          <w:sz w:val="28"/>
+                          <w:szCs w:val="28"/>
+                          <w:lang w:val="pt-PT"/>
+                        </w:rPr>
+                        <w:t xml:space="preserve">September, </w:t>
                       </w:r>
                       <w:r>
                         <w:rPr>
@@ -6201,6 +6141,7 @@
   <w:style w:type="character" w:default="1" w:styleId="DefaultParagraphFont">
     <w:name w:val="Default Paragraph Font"/>
     <w:uiPriority w:val="1"/>
+    <w:semiHidden/>
     <w:unhideWhenUsed/>
   </w:style>
   <w:style w:type="table" w:default="1" w:styleId="TableNormal">

--- a/src/beforeIntro/cover/ista_capas_mestrado.docx
+++ b/src/beforeIntro/cover/ista_capas_mestrado.docx
@@ -187,22 +187,22 @@
                             <w:pPr>
                               <w:pStyle w:val="Body"/>
                               <w:rPr>
-                                <w:rFonts w:ascii="Montserrat Bold" w:eastAsia="Montserrat Bold" w:hAnsi="Montserrat Bold" w:cs="Montserrat Bold"/>
-                                <w:b/>
-                                <w:bCs/>
-                                <w:sz w:val="28"/>
-                                <w:szCs w:val="28"/>
-                              </w:rPr>
-                            </w:pPr>
-                            <w:r>
-                              <w:rPr>
                                 <w:rFonts w:ascii="Montserrat Bold" w:hAnsi="Montserrat Bold"/>
                                 <w:b/>
                                 <w:bCs/>
                                 <w:sz w:val="28"/>
                                 <w:szCs w:val="28"/>
                               </w:rPr>
-                              <w:t>AI Safety in Real-World Contexts – Metrics, Unlearning, and Compliance</w:t>
+                            </w:pPr>
+                            <w:r>
+                              <w:rPr>
+                                <w:rFonts w:ascii="Montserrat Bold" w:hAnsi="Montserrat Bold"/>
+                                <w:b/>
+                                <w:bCs/>
+                                <w:sz w:val="28"/>
+                                <w:szCs w:val="28"/>
+                              </w:rPr>
+                              <w:t>AI Safety: A Systematic Literature Review and Experimental Evaluation of Alignment Faking in Small Language Models</w:t>
                             </w:r>
                           </w:p>
                           <w:p>
@@ -539,7 +539,17 @@
                                 <w:szCs w:val="28"/>
                                 <w:lang w:val="pt-PT"/>
                               </w:rPr>
-                              <w:t>September, 2</w:t>
+                              <w:t>October</w:t>
+                            </w:r>
+                            <w:r>
+                              <w:rPr>
+                                <w:rFonts w:ascii="Montserrat Regular" w:hAnsi="Montserrat Regular"/>
+                                <w:color w:val="000000" w:themeColor="text1"/>
+                                <w:sz w:val="28"/>
+                                <w:szCs w:val="28"/>
+                                <w:lang w:val="pt-PT"/>
+                              </w:rPr>
+                              <w:t>, 2</w:t>
                             </w:r>
                             <w:r>
                               <w:rPr>
@@ -577,22 +587,22 @@
                       <w:pPr>
                         <w:pStyle w:val="Body"/>
                         <w:rPr>
-                          <w:rFonts w:ascii="Montserrat Bold" w:eastAsia="Montserrat Bold" w:hAnsi="Montserrat Bold" w:cs="Montserrat Bold"/>
-                          <w:b/>
-                          <w:bCs/>
-                          <w:sz w:val="28"/>
-                          <w:szCs w:val="28"/>
-                        </w:rPr>
-                      </w:pPr>
-                      <w:r>
-                        <w:rPr>
                           <w:rFonts w:ascii="Montserrat Bold" w:hAnsi="Montserrat Bold"/>
                           <w:b/>
                           <w:bCs/>
                           <w:sz w:val="28"/>
                           <w:szCs w:val="28"/>
                         </w:rPr>
-                        <w:t>AI Safety in Real-World Contexts – Metrics, Unlearning, and Compliance</w:t>
+                      </w:pPr>
+                      <w:r>
+                        <w:rPr>
+                          <w:rFonts w:ascii="Montserrat Bold" w:hAnsi="Montserrat Bold"/>
+                          <w:b/>
+                          <w:bCs/>
+                          <w:sz w:val="28"/>
+                          <w:szCs w:val="28"/>
+                        </w:rPr>
+                        <w:t>AI Safety: A Systematic Literature Review and Experimental Evaluation of Alignment Faking in Small Language Models</w:t>
                       </w:r>
                     </w:p>
                     <w:p>
@@ -929,7 +939,17 @@
                           <w:szCs w:val="28"/>
                           <w:lang w:val="pt-PT"/>
                         </w:rPr>
-                        <w:t>September, 2</w:t>
+                        <w:t>October</w:t>
+                      </w:r>
+                      <w:r>
+                        <w:rPr>
+                          <w:rFonts w:ascii="Montserrat Regular" w:hAnsi="Montserrat Regular"/>
+                          <w:color w:val="000000" w:themeColor="text1"/>
+                          <w:sz w:val="28"/>
+                          <w:szCs w:val="28"/>
+                          <w:lang w:val="pt-PT"/>
+                        </w:rPr>
+                        <w:t>, 2</w:t>
                       </w:r>
                       <w:r>
                         <w:rPr>
@@ -1202,22 +1222,22 @@
                             <w:pPr>
                               <w:pStyle w:val="Body"/>
                               <w:rPr>
-                                <w:rFonts w:ascii="Montserrat Bold" w:eastAsia="Montserrat Bold" w:hAnsi="Montserrat Bold" w:cs="Montserrat Bold"/>
-                                <w:b/>
-                                <w:bCs/>
-                                <w:sz w:val="28"/>
-                                <w:szCs w:val="28"/>
-                              </w:rPr>
-                            </w:pPr>
-                            <w:r>
-                              <w:rPr>
                                 <w:rFonts w:ascii="Montserrat Bold" w:hAnsi="Montserrat Bold"/>
                                 <w:b/>
                                 <w:bCs/>
                                 <w:sz w:val="28"/>
                                 <w:szCs w:val="28"/>
                               </w:rPr>
-                              <w:t>AI Safety in Real-World Contexts – Metrics, Unlearning, and Compliance</w:t>
+                            </w:pPr>
+                            <w:r>
+                              <w:rPr>
+                                <w:rFonts w:ascii="Montserrat Bold" w:hAnsi="Montserrat Bold"/>
+                                <w:b/>
+                                <w:bCs/>
+                                <w:sz w:val="28"/>
+                                <w:szCs w:val="28"/>
+                              </w:rPr>
+                              <w:t>AI Safety: A Systematic Literature Review and Experimental Evaluation of Alignment Faking in Small Language Models</w:t>
                             </w:r>
                           </w:p>
                           <w:p>
@@ -1532,7 +1552,16 @@
                                 <w:szCs w:val="28"/>
                                 <w:lang w:val="pt-PT"/>
                               </w:rPr>
-                              <w:t xml:space="preserve">September, </w:t>
+                              <w:t>October</w:t>
+                            </w:r>
+                            <w:r>
+                              <w:rPr>
+                                <w:rFonts w:ascii="Montserrat Regular" w:hAnsi="Montserrat Regular"/>
+                                <w:sz w:val="28"/>
+                                <w:szCs w:val="28"/>
+                                <w:lang w:val="pt-PT"/>
+                              </w:rPr>
+                              <w:t xml:space="preserve">, </w:t>
                             </w:r>
                             <w:r>
                               <w:rPr>
@@ -1633,22 +1662,22 @@
                       <w:pPr>
                         <w:pStyle w:val="Body"/>
                         <w:rPr>
-                          <w:rFonts w:ascii="Montserrat Bold" w:eastAsia="Montserrat Bold" w:hAnsi="Montserrat Bold" w:cs="Montserrat Bold"/>
-                          <w:b/>
-                          <w:bCs/>
-                          <w:sz w:val="28"/>
-                          <w:szCs w:val="28"/>
-                        </w:rPr>
-                      </w:pPr>
-                      <w:r>
-                        <w:rPr>
                           <w:rFonts w:ascii="Montserrat Bold" w:hAnsi="Montserrat Bold"/>
                           <w:b/>
                           <w:bCs/>
                           <w:sz w:val="28"/>
                           <w:szCs w:val="28"/>
                         </w:rPr>
-                        <w:t>AI Safety in Real-World Contexts – Metrics, Unlearning, and Compliance</w:t>
+                      </w:pPr>
+                      <w:r>
+                        <w:rPr>
+                          <w:rFonts w:ascii="Montserrat Bold" w:hAnsi="Montserrat Bold"/>
+                          <w:b/>
+                          <w:bCs/>
+                          <w:sz w:val="28"/>
+                          <w:szCs w:val="28"/>
+                        </w:rPr>
+                        <w:t>AI Safety: A Systematic Literature Review and Experimental Evaluation of Alignment Faking in Small Language Models</w:t>
                       </w:r>
                     </w:p>
                     <w:p>
@@ -1963,7 +1992,16 @@
                           <w:szCs w:val="28"/>
                           <w:lang w:val="pt-PT"/>
                         </w:rPr>
-                        <w:t xml:space="preserve">September, </w:t>
+                        <w:t>October</w:t>
+                      </w:r>
+                      <w:r>
+                        <w:rPr>
+                          <w:rFonts w:ascii="Montserrat Regular" w:hAnsi="Montserrat Regular"/>
+                          <w:sz w:val="28"/>
+                          <w:szCs w:val="28"/>
+                          <w:lang w:val="pt-PT"/>
+                        </w:rPr>
+                        <w:t xml:space="preserve">, </w:t>
                       </w:r>
                       <w:r>
                         <w:rPr>
